--- a/docs/Sprint 1 Report.docx
+++ b/docs/Sprint 1 Report.docx
@@ -30,14 +30,6 @@
           <w:rtl w:val="0"/>
         </w:rPr>
         <w:t xml:space="preserve"> GroupUp – A Community Outdoor Activity Connection Platform</w:t>
-      </w:r>
-      <w:r>
-        <w:rPr>
-          <w:color w:val="2d3b45"/>
-          <w:sz w:val="24"/>
-          <w:szCs w:val="24"/>
-          <w:rtl w:val="0"/>
-        </w:rPr>
         <w:br w:type="textWrapping"/>
       </w:r>
       <w:r>
@@ -149,7 +141,7 @@
           <w:szCs w:val="24"/>
         </w:rPr>
       </w:pPr>
-      <w:bookmarkStart w:colFirst="0" w:colLast="0" w:name="_z76dmki6h0zd" w:id="0"/>
+      <w:bookmarkStart w:colFirst="0" w:colLast="0" w:name="_1livtqsq2jhh" w:id="0"/>
       <w:bookmarkEnd w:id="0"/>
       <w:r>
         <w:rPr>
@@ -190,7 +182,7 @@
           <w:szCs w:val="24"/>
           <w:rtl w:val="0"/>
         </w:rPr>
-        <w:t xml:space="preserve">Briefly describe the main goal of this sprint.</w:t>
+        <w:t xml:space="preserve">The main focus of this first sprint is to establish the foundation for our project. This foundation will be built by performing tasks that will ease the flow of development.</w:t>
       </w:r>
     </w:p>
     <w:p>
@@ -221,7 +213,13 @@
           <w:szCs w:val="24"/>
           <w:rtl w:val="0"/>
         </w:rPr>
-        <w:t xml:space="preserve">List 2–3 key focus points for this sprint.</w:t>
+        <w:t xml:space="preserve">- Establish team roles</w:t>
+        <w:br w:type="textWrapping"/>
+        <w:t xml:space="preserve">- Establish Git repository and branching rules</w:t>
+        <w:br w:type="textWrapping"/>
+        <w:t xml:space="preserve">- Implement a basic skeleton</w:t>
+        <w:br w:type="textWrapping"/>
+        <w:t xml:space="preserve">- Provide basic documentation</w:t>
       </w:r>
     </w:p>
     <w:p>
@@ -253,7 +251,7 @@
           <w:szCs w:val="39"/>
         </w:rPr>
       </w:pPr>
-      <w:bookmarkStart w:colFirst="0" w:colLast="0" w:name="_ef1k7j4fpo66" w:id="1"/>
+      <w:bookmarkStart w:colFirst="0" w:colLast="0" w:name="_5zicx2buiso" w:id="1"/>
       <w:bookmarkEnd w:id="1"/>
       <w:r>
         <w:rPr>
@@ -295,36 +293,80 @@
       <w:pPr>
         <w:numPr>
           <w:ilvl w:val="0"/>
-          <w:numId w:val="3"/>
+          <w:numId w:val="2"/>
         </w:numPr>
         <w:shd w:fill="ffffff" w:val="clear"/>
         <w:spacing w:after="100" w:lineRule="auto"/>
         <w:ind w:left="1100" w:hanging="360"/>
-      </w:pPr>
-      <w:r>
-        <w:rPr>
-          <w:rtl w:val="0"/>
-        </w:rPr>
-      </w:r>
-    </w:p>
-    <w:p>
-      <w:pPr>
-        <w:shd w:fill="ffffff" w:val="clear"/>
-        <w:spacing w:after="180" w:before="180" w:lineRule="auto"/>
-        <w:rPr>
-          <w:color w:val="2d3b45"/>
-          <w:sz w:val="24"/>
-          <w:szCs w:val="24"/>
-        </w:rPr>
-      </w:pPr>
-      <w:r>
-        <w:rPr>
-          <w:color w:val="2d3b45"/>
-          <w:sz w:val="24"/>
-          <w:szCs w:val="24"/>
-          <w:rtl w:val="0"/>
-        </w:rPr>
-        <w:t xml:space="preserve">Include a short statement on whether all planned tasks were completed or if any were deferred.</w:t>
+        <w:rPr/>
+      </w:pPr>
+      <w:r>
+        <w:rPr>
+          <w:rtl w:val="0"/>
+        </w:rPr>
+        <w:t xml:space="preserve">The skeleton was set up, and the front end was modified to make it look nicer.</w:t>
+      </w:r>
+    </w:p>
+    <w:p>
+      <w:pPr>
+        <w:numPr>
+          <w:ilvl w:val="0"/>
+          <w:numId w:val="2"/>
+        </w:numPr>
+        <w:shd w:fill="ffffff" w:val="clear"/>
+        <w:spacing w:after="100" w:lineRule="auto"/>
+        <w:ind w:left="1100" w:hanging="360"/>
+        <w:rPr>
+          <w:u w:val="none"/>
+        </w:rPr>
+      </w:pPr>
+      <w:r>
+        <w:rPr>
+          <w:rtl w:val="0"/>
+        </w:rPr>
+        <w:t xml:space="preserve">Database, backend, and frontend connections were initialized</w:t>
+      </w:r>
+    </w:p>
+    <w:p>
+      <w:pPr>
+        <w:numPr>
+          <w:ilvl w:val="0"/>
+          <w:numId w:val="2"/>
+        </w:numPr>
+        <w:shd w:fill="ffffff" w:val="clear"/>
+        <w:spacing w:after="100" w:lineRule="auto"/>
+        <w:ind w:left="1100" w:hanging="360"/>
+        <w:rPr>
+          <w:u w:val="none"/>
+        </w:rPr>
+      </w:pPr>
+      <w:r>
+        <w:rPr>
+          <w:rtl w:val="0"/>
+        </w:rPr>
+        <w:t xml:space="preserve">A good starting point was established to build the project on</w:t>
+      </w:r>
+      <w:r>
+        <w:rPr>
+          <w:rtl w:val="0"/>
+        </w:rPr>
+      </w:r>
+    </w:p>
+    <w:p>
+      <w:pPr>
+        <w:shd w:fill="ffffff" w:val="clear"/>
+        <w:spacing w:after="100" w:lineRule="auto"/>
+        <w:ind w:left="720" w:firstLine="0"/>
+        <w:rPr>
+          <w:color w:val="2d3b45"/>
+          <w:sz w:val="24"/>
+          <w:szCs w:val="24"/>
+        </w:rPr>
+      </w:pPr>
+      <w:r>
+        <w:rPr>
+          <w:rtl w:val="0"/>
+        </w:rPr>
       </w:r>
     </w:p>
     <w:p>
@@ -341,7 +383,7 @@
           <w:szCs w:val="39"/>
         </w:rPr>
       </w:pPr>
-      <w:bookmarkStart w:colFirst="0" w:colLast="0" w:name="_yfzui91x9rv6" w:id="2"/>
+      <w:bookmarkStart w:colFirst="0" w:colLast="0" w:name="_tzo2o0bbrxiu" w:id="2"/>
       <w:bookmarkEnd w:id="2"/>
       <w:r>
         <w:rPr>
@@ -361,39 +403,60 @@
     </w:p>
     <w:p>
       <w:pPr>
-        <w:shd w:fill="ffffff" w:val="clear"/>
-        <w:spacing w:after="180" w:before="180" w:lineRule="auto"/>
-        <w:rPr>
-          <w:color w:val="2d3b45"/>
-          <w:sz w:val="24"/>
-          <w:szCs w:val="24"/>
-        </w:rPr>
-      </w:pPr>
-      <w:r>
-        <w:rPr>
-          <w:color w:val="2d3b45"/>
-          <w:sz w:val="24"/>
-          <w:szCs w:val="24"/>
-          <w:rtl w:val="0"/>
-        </w:rPr>
-        <w:t xml:space="preserve">● Frontend: React.js</w:t>
-      </w:r>
-    </w:p>
-    <w:p>
-      <w:pPr>
-        <w:shd w:fill="ffffff" w:val="clear"/>
-        <w:spacing w:after="180" w:before="180" w:lineRule="auto"/>
-        <w:rPr>
-          <w:color w:val="2d3b45"/>
-          <w:sz w:val="24"/>
-          <w:szCs w:val="24"/>
-        </w:rPr>
-      </w:pPr>
-      <w:r>
-        <w:rPr>
-          <w:color w:val="2d3b45"/>
-          <w:sz w:val="24"/>
-          <w:szCs w:val="24"/>
+        <w:keepNext w:val="0"/>
+        <w:keepLines w:val="0"/>
+        <w:pageBreakBefore w:val="0"/>
+        <w:widowControl w:val="1"/>
+        <w:pBdr>
+          <w:top w:space="0" w:sz="0" w:val="nil"/>
+          <w:left w:space="0" w:sz="0" w:val="nil"/>
+          <w:bottom w:space="0" w:sz="0" w:val="nil"/>
+          <w:right w:space="0" w:sz="0" w:val="nil"/>
+          <w:between w:space="0" w:sz="0" w:val="nil"/>
+        </w:pBdr>
+        <w:shd w:fill="ffffff" w:val="clear"/>
+        <w:spacing w:after="100" w:before="0" w:line="276" w:lineRule="auto"/>
+        <w:ind w:left="720" w:right="0" w:firstLine="0"/>
+        <w:jc w:val="left"/>
+        <w:rPr/>
+      </w:pPr>
+      <w:r>
+        <w:rPr>
+          <w:color w:val="2d3b45"/>
+          <w:sz w:val="24"/>
+          <w:szCs w:val="24"/>
+          <w:rtl w:val="0"/>
+        </w:rPr>
+        <w:t xml:space="preserve">● </w:t>
+      </w:r>
+      <w:r>
+        <w:rPr>
+          <w:rtl w:val="0"/>
+        </w:rPr>
+        <w:t xml:space="preserve">Frontend: React.js</w:t>
+      </w:r>
+    </w:p>
+    <w:p>
+      <w:pPr>
+        <w:keepNext w:val="0"/>
+        <w:keepLines w:val="0"/>
+        <w:pageBreakBefore w:val="0"/>
+        <w:widowControl w:val="1"/>
+        <w:pBdr>
+          <w:top w:space="0" w:sz="0" w:val="nil"/>
+          <w:left w:space="0" w:sz="0" w:val="nil"/>
+          <w:bottom w:space="0" w:sz="0" w:val="nil"/>
+          <w:right w:space="0" w:sz="0" w:val="nil"/>
+          <w:between w:space="0" w:sz="0" w:val="nil"/>
+        </w:pBdr>
+        <w:shd w:fill="ffffff" w:val="clear"/>
+        <w:spacing w:after="100" w:before="0" w:line="276" w:lineRule="auto"/>
+        <w:ind w:left="720" w:right="0" w:firstLine="0"/>
+        <w:jc w:val="left"/>
+        <w:rPr/>
+      </w:pPr>
+      <w:r>
+        <w:rPr>
           <w:rtl w:val="0"/>
         </w:rPr>
         <w:t xml:space="preserve">● Backend: Node.js with Express</w:t>
@@ -401,19 +464,25 @@
     </w:p>
     <w:p>
       <w:pPr>
-        <w:shd w:fill="ffffff" w:val="clear"/>
-        <w:spacing w:after="180" w:before="180" w:lineRule="auto"/>
-        <w:rPr>
-          <w:color w:val="2d3b45"/>
-          <w:sz w:val="24"/>
-          <w:szCs w:val="24"/>
-        </w:rPr>
-      </w:pPr>
-      <w:r>
-        <w:rPr>
-          <w:color w:val="2d3b45"/>
-          <w:sz w:val="24"/>
-          <w:szCs w:val="24"/>
+        <w:keepNext w:val="0"/>
+        <w:keepLines w:val="0"/>
+        <w:pageBreakBefore w:val="0"/>
+        <w:widowControl w:val="1"/>
+        <w:pBdr>
+          <w:top w:space="0" w:sz="0" w:val="nil"/>
+          <w:left w:space="0" w:sz="0" w:val="nil"/>
+          <w:bottom w:space="0" w:sz="0" w:val="nil"/>
+          <w:right w:space="0" w:sz="0" w:val="nil"/>
+          <w:between w:space="0" w:sz="0" w:val="nil"/>
+        </w:pBdr>
+        <w:shd w:fill="ffffff" w:val="clear"/>
+        <w:spacing w:after="100" w:before="0" w:line="276" w:lineRule="auto"/>
+        <w:ind w:left="720" w:right="0" w:firstLine="0"/>
+        <w:jc w:val="left"/>
+        <w:rPr/>
+      </w:pPr>
+      <w:r>
+        <w:rPr>
           <w:rtl w:val="0"/>
         </w:rPr>
         <w:t xml:space="preserve">● Database: SQLite</w:t>
@@ -421,19 +490,25 @@
     </w:p>
     <w:p>
       <w:pPr>
-        <w:shd w:fill="ffffff" w:val="clear"/>
-        <w:spacing w:after="180" w:before="180" w:lineRule="auto"/>
-        <w:rPr>
-          <w:color w:val="2d3b45"/>
-          <w:sz w:val="24"/>
-          <w:szCs w:val="24"/>
-        </w:rPr>
-      </w:pPr>
-      <w:r>
-        <w:rPr>
-          <w:color w:val="2d3b45"/>
-          <w:sz w:val="24"/>
-          <w:szCs w:val="24"/>
+        <w:keepNext w:val="0"/>
+        <w:keepLines w:val="0"/>
+        <w:pageBreakBefore w:val="0"/>
+        <w:widowControl w:val="1"/>
+        <w:pBdr>
+          <w:top w:space="0" w:sz="0" w:val="nil"/>
+          <w:left w:space="0" w:sz="0" w:val="nil"/>
+          <w:bottom w:space="0" w:sz="0" w:val="nil"/>
+          <w:right w:space="0" w:sz="0" w:val="nil"/>
+          <w:between w:space="0" w:sz="0" w:val="nil"/>
+        </w:pBdr>
+        <w:shd w:fill="ffffff" w:val="clear"/>
+        <w:spacing w:after="100" w:before="0" w:line="276" w:lineRule="auto"/>
+        <w:ind w:left="720" w:right="0" w:firstLine="0"/>
+        <w:jc w:val="left"/>
+        <w:rPr/>
+      </w:pPr>
+      <w:r>
+        <w:rPr>
           <w:rtl w:val="0"/>
         </w:rPr>
         <w:t xml:space="preserve">● Deployment Platform: Apache</w:t>
@@ -441,23 +516,75 @@
     </w:p>
     <w:p>
       <w:pPr>
-        <w:shd w:fill="ffffff" w:val="clear"/>
-        <w:spacing w:after="180" w:before="180" w:lineRule="auto"/>
-        <w:rPr>
-          <w:color w:val="2d3b45"/>
-          <w:sz w:val="24"/>
-          <w:szCs w:val="24"/>
-        </w:rPr>
-      </w:pPr>
-      <w:r>
-        <w:rPr>
-          <w:color w:val="2d3b45"/>
-          <w:sz w:val="24"/>
-          <w:szCs w:val="24"/>
+        <w:keepNext w:val="0"/>
+        <w:keepLines w:val="0"/>
+        <w:pageBreakBefore w:val="0"/>
+        <w:widowControl w:val="1"/>
+        <w:pBdr>
+          <w:top w:space="0" w:sz="0" w:val="nil"/>
+          <w:left w:space="0" w:sz="0" w:val="nil"/>
+          <w:bottom w:space="0" w:sz="0" w:val="nil"/>
+          <w:right w:space="0" w:sz="0" w:val="nil"/>
+          <w:between w:space="0" w:sz="0" w:val="nil"/>
+        </w:pBdr>
+        <w:shd w:fill="ffffff" w:val="clear"/>
+        <w:spacing w:after="100" w:before="0" w:line="276" w:lineRule="auto"/>
+        <w:ind w:left="720" w:right="0" w:firstLine="0"/>
+        <w:jc w:val="left"/>
+        <w:rPr>
+          <w:color w:val="2d3b45"/>
+          <w:sz w:val="24"/>
+          <w:szCs w:val="24"/>
+        </w:rPr>
+      </w:pPr>
+      <w:r>
+        <w:rPr>
           <w:rtl w:val="0"/>
         </w:rPr>
         <w:t xml:space="preserve">● Organization: Jira</w:t>
       </w:r>
+      <w:r>
+        <w:rPr>
+          <w:rtl w:val="0"/>
+        </w:rPr>
+      </w:r>
+    </w:p>
+    <w:p>
+      <w:pPr>
+        <w:rPr>
+          <w:color w:val="2d3b45"/>
+          <w:sz w:val="24"/>
+          <w:szCs w:val="24"/>
+        </w:rPr>
+      </w:pPr>
+      <w:r>
+        <w:rPr>
+          <w:rtl w:val="0"/>
+        </w:rPr>
+      </w:r>
+    </w:p>
+    <w:p>
+      <w:pPr>
+        <w:rPr>
+          <w:color w:val="2d3b45"/>
+          <w:sz w:val="24"/>
+          <w:szCs w:val="24"/>
+        </w:rPr>
+      </w:pPr>
+      <w:r>
+        <w:rPr>
+          <w:rtl w:val="0"/>
+        </w:rPr>
+      </w:r>
+    </w:p>
+    <w:p>
+      <w:pPr>
+        <w:rPr>
+          <w:color w:val="2d3b45"/>
+          <w:sz w:val="24"/>
+          <w:szCs w:val="24"/>
+        </w:rPr>
+      </w:pPr>
       <w:r>
         <w:rPr>
           <w:rtl w:val="0"/>
@@ -478,7 +605,7 @@
           <w:szCs w:val="39"/>
         </w:rPr>
       </w:pPr>
-      <w:bookmarkStart w:colFirst="0" w:colLast="0" w:name="_zdre4m85ddbj" w:id="3"/>
+      <w:bookmarkStart w:colFirst="0" w:colLast="0" w:name="_p4s20yfi4ur4" w:id="3"/>
       <w:bookmarkEnd w:id="3"/>
       <w:r>
         <w:rPr>
@@ -523,119 +650,99 @@
           <w:numId w:val="1"/>
         </w:numPr>
         <w:shd w:fill="ffffff" w:val="clear"/>
-        <w:spacing w:after="0" w:afterAutospacing="0" w:lineRule="auto"/>
+        <w:spacing w:after="0" w:lineRule="auto"/>
         <w:ind w:left="1100" w:hanging="360"/>
-      </w:pPr>
-      <w:r>
-        <w:rPr>
-          <w:color w:val="2d3b45"/>
-          <w:sz w:val="24"/>
-          <w:szCs w:val="24"/>
-          <w:rtl w:val="0"/>
-        </w:rPr>
-        <w:t xml:space="preserve">Challenge: ____________________________________________</w:t>
+        <w:rPr/>
+      </w:pPr>
+      <w:r>
+        <w:rPr>
+          <w:color w:val="2d3b45"/>
+          <w:sz w:val="24"/>
+          <w:szCs w:val="24"/>
+          <w:rtl w:val="0"/>
+        </w:rPr>
+        <w:t xml:space="preserve">Challenge: </w:t>
+      </w:r>
+      <w:r>
+        <w:rPr>
+          <w:rtl w:val="0"/>
+        </w:rPr>
+        <w:t xml:space="preserve">Deciding who would do which tasks</w:t>
+      </w:r>
+      <w:r>
+        <w:rPr>
+          <w:color w:val="2d3b45"/>
+          <w:sz w:val="24"/>
+          <w:szCs w:val="24"/>
+          <w:rtl w:val="0"/>
+        </w:rPr>
         <w:br w:type="textWrapping"/>
-        <w:t xml:space="preserve">Solution: ______________________________________________</w:t>
-      </w:r>
-    </w:p>
-    <w:p>
-      <w:pPr>
-        <w:numPr>
-          <w:ilvl w:val="0"/>
-          <w:numId w:val="1"/>
-        </w:numPr>
-        <w:shd w:fill="ffffff" w:val="clear"/>
-        <w:spacing w:after="100" w:lineRule="auto"/>
-        <w:ind w:left="1100" w:hanging="360"/>
-      </w:pPr>
-      <w:r>
-        <w:rPr>
-          <w:color w:val="2d3b45"/>
-          <w:sz w:val="24"/>
-          <w:szCs w:val="24"/>
-          <w:rtl w:val="0"/>
-        </w:rPr>
-        <w:t xml:space="preserve">Challenge: ____________________________________________</w:t>
-        <w:br w:type="textWrapping"/>
-        <w:t xml:space="preserve">Solution: ______________________________________________</w:t>
-      </w:r>
-    </w:p>
-    <w:p>
-      <w:pPr>
-        <w:rPr/>
-      </w:pPr>
-      <w:r>
-        <w:pict>
-          <v:rect style="width:0.0pt;height:1.5pt" o:hr="t" o:hrstd="t" o:hralign="center" fillcolor="#A0A0A0" stroked="f"/>
-        </w:pict>
-      </w:r>
-      <w:r>
-        <w:rPr>
-          <w:rtl w:val="0"/>
-        </w:rPr>
-      </w:r>
-    </w:p>
-    <w:p>
-      <w:pPr>
-        <w:pStyle w:val="Heading3"/>
+        <w:t xml:space="preserve">Solution: </w:t>
+      </w:r>
+      <w:r>
+        <w:rPr>
+          <w:rtl w:val="0"/>
+        </w:rPr>
+        <w:t xml:space="preserve">For next sprint we will have members select on the Jira stories that they will work on completing</w:t>
+      </w:r>
+    </w:p>
+    <w:p>
+      <w:pPr>
         <w:keepNext w:val="0"/>
         <w:keepLines w:val="0"/>
-        <w:shd w:fill="ffffff" w:val="clear"/>
-        <w:spacing w:after="100" w:before="100" w:line="360" w:lineRule="auto"/>
-        <w:rPr>
-          <w:b w:val="1"/>
-          <w:color w:val="2d3b45"/>
-          <w:sz w:val="39"/>
-          <w:szCs w:val="39"/>
-        </w:rPr>
-      </w:pPr>
-      <w:bookmarkStart w:colFirst="0" w:colLast="0" w:name="_7658o4n9w2n6" w:id="4"/>
-      <w:bookmarkEnd w:id="4"/>
-      <w:r>
-        <w:rPr>
-          <w:b w:val="1"/>
-          <w:color w:val="2d3b45"/>
-          <w:sz w:val="24"/>
-          <w:szCs w:val="24"/>
-          <w:rtl w:val="0"/>
-        </w:rPr>
-        <w:t xml:space="preserve">5. Reflection and Learning</w:t>
-      </w:r>
-      <w:r>
-        <w:rPr>
-          <w:rtl w:val="0"/>
-        </w:rPr>
-      </w:r>
-    </w:p>
-    <w:p>
-      <w:pPr>
-        <w:shd w:fill="ffffff" w:val="clear"/>
-        <w:spacing w:after="180" w:before="180" w:lineRule="auto"/>
-        <w:rPr>
-          <w:color w:val="2d3b45"/>
-          <w:sz w:val="24"/>
-          <w:szCs w:val="24"/>
-        </w:rPr>
-      </w:pPr>
-      <w:r>
-        <w:rPr>
-          <w:color w:val="2d3b45"/>
-          <w:sz w:val="24"/>
-          <w:szCs w:val="24"/>
-          <w:rtl w:val="0"/>
-        </w:rPr>
-        <w:t xml:space="preserve">Summarize what the team learned or improved during this sprint:</w:t>
-      </w:r>
-    </w:p>
-    <w:p>
-      <w:pPr>
+        <w:pageBreakBefore w:val="0"/>
+        <w:widowControl w:val="1"/>
         <w:numPr>
           <w:ilvl w:val="0"/>
           <w:numId w:val="2"/>
         </w:numPr>
-        <w:shd w:fill="ffffff" w:val="clear"/>
-        <w:spacing w:after="0" w:afterAutospacing="0" w:lineRule="auto"/>
-        <w:ind w:left="1100" w:hanging="360"/>
+        <w:pBdr>
+          <w:top w:space="0" w:sz="0" w:val="nil"/>
+          <w:left w:space="0" w:sz="0" w:val="nil"/>
+          <w:bottom w:space="0" w:sz="0" w:val="nil"/>
+          <w:right w:space="0" w:sz="0" w:val="nil"/>
+          <w:between w:space="0" w:sz="0" w:val="nil"/>
+        </w:pBdr>
+        <w:shd w:fill="ffffff" w:val="clear"/>
+        <w:spacing w:after="100" w:before="0" w:line="276" w:lineRule="auto"/>
+        <w:ind w:left="1100" w:right="0" w:hanging="360"/>
+        <w:jc w:val="left"/>
+      </w:pPr>
+      <w:r>
+        <w:rPr>
+          <w:color w:val="2d3b45"/>
+          <w:sz w:val="24"/>
+          <w:szCs w:val="24"/>
+          <w:rtl w:val="0"/>
+        </w:rPr>
+        <w:t xml:space="preserve">Challenge: </w:t>
+      </w:r>
+      <w:r>
+        <w:rPr>
+          <w:rtl w:val="0"/>
+        </w:rPr>
+        <w:t xml:space="preserve">Deciding how the program files should be set up for optimal organization and ease of development</w:t>
+      </w:r>
+      <w:r>
+        <w:rPr>
+          <w:color w:val="2d3b45"/>
+          <w:sz w:val="24"/>
+          <w:szCs w:val="24"/>
+          <w:rtl w:val="0"/>
+        </w:rPr>
+        <w:br w:type="textWrapping"/>
+        <w:t xml:space="preserve">Solution: </w:t>
+      </w:r>
+      <w:r>
+        <w:rPr>
+          <w:rtl w:val="0"/>
+        </w:rPr>
+        <w:t xml:space="preserve">Referencing how real professional projects set up their file structures to ensure that we are meeting industry standards</w:t>
+      </w:r>
+    </w:p>
+    <w:p>
+      <w:pPr>
+        <w:rPr/>
       </w:pPr>
       <w:r>
         <w:pict>
@@ -650,38 +757,112 @@
     </w:p>
     <w:p>
       <w:pPr>
+        <w:pStyle w:val="Heading3"/>
+        <w:keepNext w:val="0"/>
+        <w:keepLines w:val="0"/>
+        <w:shd w:fill="ffffff" w:val="clear"/>
+        <w:spacing w:after="100" w:before="100" w:line="360" w:lineRule="auto"/>
+        <w:rPr>
+          <w:b w:val="1"/>
+          <w:color w:val="2d3b45"/>
+          <w:sz w:val="39"/>
+          <w:szCs w:val="39"/>
+        </w:rPr>
+      </w:pPr>
+      <w:bookmarkStart w:colFirst="0" w:colLast="0" w:name="_kzya1rk0x6zj" w:id="4"/>
+      <w:bookmarkEnd w:id="4"/>
+      <w:r>
+        <w:rPr>
+          <w:b w:val="1"/>
+          <w:color w:val="2d3b45"/>
+          <w:sz w:val="24"/>
+          <w:szCs w:val="24"/>
+          <w:rtl w:val="0"/>
+        </w:rPr>
+        <w:t xml:space="preserve">5. Reflection and Learning</w:t>
+      </w:r>
+      <w:r>
+        <w:rPr>
+          <w:rtl w:val="0"/>
+        </w:rPr>
+      </w:r>
+    </w:p>
+    <w:p>
+      <w:pPr>
+        <w:shd w:fill="ffffff" w:val="clear"/>
+        <w:spacing w:after="180" w:before="180" w:lineRule="auto"/>
+        <w:rPr>
+          <w:color w:val="2d3b45"/>
+          <w:sz w:val="24"/>
+          <w:szCs w:val="24"/>
+        </w:rPr>
+      </w:pPr>
+      <w:r>
+        <w:rPr>
+          <w:color w:val="2d3b45"/>
+          <w:sz w:val="24"/>
+          <w:szCs w:val="24"/>
+          <w:rtl w:val="0"/>
+        </w:rPr>
+        <w:t xml:space="preserve">Summarize what the team learned or improved during this sprint:</w:t>
+      </w:r>
+    </w:p>
+    <w:p>
+      <w:pPr>
+        <w:keepNext w:val="0"/>
+        <w:keepLines w:val="0"/>
+        <w:pageBreakBefore w:val="0"/>
+        <w:widowControl w:val="1"/>
         <w:numPr>
           <w:ilvl w:val="0"/>
           <w:numId w:val="2"/>
         </w:numPr>
-        <w:shd w:fill="ffffff" w:val="clear"/>
-        <w:spacing w:after="100" w:lineRule="auto"/>
-        <w:ind w:left="1100" w:hanging="360"/>
-      </w:pPr>
-      <w:r>
-        <w:pict>
-          <v:rect style="width:0.0pt;height:1.5pt" o:hr="t" o:hrstd="t" o:hralign="center" fillcolor="#A0A0A0" stroked="f"/>
-        </w:pict>
-      </w:r>
-      <w:r>
-        <w:rPr>
-          <w:rtl w:val="0"/>
-        </w:rPr>
-      </w:r>
-    </w:p>
-    <w:p>
-      <w:pPr>
-        <w:rPr/>
-      </w:pPr>
-      <w:r>
-        <w:pict>
-          <v:rect style="width:0.0pt;height:1.5pt" o:hr="t" o:hrstd="t" o:hralign="center" fillcolor="#A0A0A0" stroked="f"/>
-        </w:pict>
-      </w:r>
-      <w:r>
-        <w:rPr>
-          <w:rtl w:val="0"/>
-        </w:rPr>
+        <w:pBdr>
+          <w:top w:space="0" w:sz="0" w:val="nil"/>
+          <w:left w:space="0" w:sz="0" w:val="nil"/>
+          <w:bottom w:space="0" w:sz="0" w:val="nil"/>
+          <w:right w:space="0" w:sz="0" w:val="nil"/>
+          <w:between w:space="0" w:sz="0" w:val="nil"/>
+        </w:pBdr>
+        <w:shd w:fill="ffffff" w:val="clear"/>
+        <w:spacing w:after="100" w:before="0" w:line="276" w:lineRule="auto"/>
+        <w:ind w:left="1100" w:right="0" w:hanging="360"/>
+        <w:jc w:val="left"/>
+      </w:pPr>
+      <w:r>
+        <w:rPr>
+          <w:rtl w:val="0"/>
+        </w:rPr>
+        <w:t xml:space="preserve">Beginning development earlier can ease the time issue.</w:t>
+      </w:r>
+    </w:p>
+    <w:p>
+      <w:pPr>
+        <w:keepNext w:val="0"/>
+        <w:keepLines w:val="0"/>
+        <w:pageBreakBefore w:val="0"/>
+        <w:widowControl w:val="1"/>
+        <w:numPr>
+          <w:ilvl w:val="0"/>
+          <w:numId w:val="2"/>
+        </w:numPr>
+        <w:pBdr>
+          <w:top w:space="0" w:sz="0" w:val="nil"/>
+          <w:left w:space="0" w:sz="0" w:val="nil"/>
+          <w:bottom w:space="0" w:sz="0" w:val="nil"/>
+          <w:right w:space="0" w:sz="0" w:val="nil"/>
+          <w:between w:space="0" w:sz="0" w:val="nil"/>
+        </w:pBdr>
+        <w:shd w:fill="ffffff" w:val="clear"/>
+        <w:spacing w:after="100" w:before="0" w:line="276" w:lineRule="auto"/>
+        <w:ind w:left="1100" w:right="0" w:hanging="360"/>
+        <w:jc w:val="left"/>
+      </w:pPr>
+      <w:r>
+        <w:rPr>
+          <w:rtl w:val="0"/>
+        </w:rPr>
+        <w:t xml:space="preserve">Setting up a script to auto-install dependencies and seed the data base will make collaboration easier</w:t>
       </w:r>
     </w:p>
     <w:p>
@@ -698,7 +879,7 @@
           <w:szCs w:val="39"/>
         </w:rPr>
       </w:pPr>
-      <w:bookmarkStart w:colFirst="0" w:colLast="0" w:name="_7qqxfybpm1rz" w:id="5"/>
+      <w:bookmarkStart w:colFirst="0" w:colLast="0" w:name="_4yrh7axyjr2u" w:id="5"/>
       <w:bookmarkEnd w:id="5"/>
       <w:r>
         <w:rPr>
@@ -738,59 +919,89 @@
     </w:p>
     <w:p>
       <w:pPr>
+        <w:keepNext w:val="0"/>
+        <w:keepLines w:val="0"/>
+        <w:pageBreakBefore w:val="0"/>
+        <w:widowControl w:val="1"/>
         <w:numPr>
           <w:ilvl w:val="0"/>
-          <w:numId w:val="4"/>
+          <w:numId w:val="2"/>
         </w:numPr>
-        <w:shd w:fill="ffffff" w:val="clear"/>
-        <w:spacing w:after="0" w:afterAutospacing="0" w:lineRule="auto"/>
-        <w:ind w:left="1100" w:hanging="360"/>
-      </w:pPr>
-      <w:r>
-        <w:pict>
-          <v:rect style="width:0.0pt;height:1.5pt" o:hr="t" o:hrstd="t" o:hralign="center" fillcolor="#A0A0A0" stroked="f"/>
-        </w:pict>
-      </w:r>
-      <w:r>
-        <w:rPr>
-          <w:rtl w:val="0"/>
-        </w:rPr>
-      </w:r>
-    </w:p>
-    <w:p>
-      <w:pPr>
+        <w:pBdr>
+          <w:top w:space="0" w:sz="0" w:val="nil"/>
+          <w:left w:space="0" w:sz="0" w:val="nil"/>
+          <w:bottom w:space="0" w:sz="0" w:val="nil"/>
+          <w:right w:space="0" w:sz="0" w:val="nil"/>
+          <w:between w:space="0" w:sz="0" w:val="nil"/>
+        </w:pBdr>
+        <w:shd w:fill="ffffff" w:val="clear"/>
+        <w:spacing w:after="100" w:before="0" w:line="276" w:lineRule="auto"/>
+        <w:ind w:left="1100" w:right="0" w:hanging="360"/>
+        <w:jc w:val="left"/>
+      </w:pPr>
+      <w:r>
+        <w:rPr>
+          <w:rtl w:val="0"/>
+        </w:rPr>
+        <w:t xml:space="preserve">Improve Site Visuals</w:t>
+      </w:r>
+    </w:p>
+    <w:p>
+      <w:pPr>
+        <w:keepNext w:val="0"/>
+        <w:keepLines w:val="0"/>
+        <w:pageBreakBefore w:val="0"/>
+        <w:widowControl w:val="1"/>
         <w:numPr>
           <w:ilvl w:val="0"/>
-          <w:numId w:val="4"/>
+          <w:numId w:val="2"/>
         </w:numPr>
-        <w:shd w:fill="ffffff" w:val="clear"/>
-        <w:spacing w:after="100" w:lineRule="auto"/>
-        <w:ind w:left="1100" w:hanging="360"/>
-      </w:pPr>
-      <w:r>
-        <w:pict>
-          <v:rect style="width:0.0pt;height:1.5pt" o:hr="t" o:hrstd="t" o:hralign="center" fillcolor="#A0A0A0" stroked="f"/>
-        </w:pict>
-      </w:r>
-      <w:r>
-        <w:rPr>
-          <w:rtl w:val="0"/>
-        </w:rPr>
-      </w:r>
-    </w:p>
-    <w:p>
-      <w:pPr>
-        <w:rPr/>
-      </w:pPr>
-      <w:r>
-        <w:pict>
-          <v:rect style="width:0.0pt;height:1.5pt" o:hr="t" o:hrstd="t" o:hralign="center" fillcolor="#A0A0A0" stroked="f"/>
-        </w:pict>
-      </w:r>
-      <w:r>
-        <w:rPr>
-          <w:rtl w:val="0"/>
-        </w:rPr>
+        <w:pBdr>
+          <w:top w:space="0" w:sz="0" w:val="nil"/>
+          <w:left w:space="0" w:sz="0" w:val="nil"/>
+          <w:bottom w:space="0" w:sz="0" w:val="nil"/>
+          <w:right w:space="0" w:sz="0" w:val="nil"/>
+          <w:between w:space="0" w:sz="0" w:val="nil"/>
+        </w:pBdr>
+        <w:shd w:fill="ffffff" w:val="clear"/>
+        <w:spacing w:after="100" w:before="0" w:line="276" w:lineRule="auto"/>
+        <w:ind w:left="1100" w:right="0" w:hanging="360"/>
+        <w:jc w:val="left"/>
+      </w:pPr>
+      <w:r>
+        <w:rPr>
+          <w:rtl w:val="0"/>
+        </w:rPr>
+        <w:t xml:space="preserve">Set up the Database for login information and club structure</w:t>
+      </w:r>
+    </w:p>
+    <w:p>
+      <w:pPr>
+        <w:keepNext w:val="0"/>
+        <w:keepLines w:val="0"/>
+        <w:pageBreakBefore w:val="0"/>
+        <w:widowControl w:val="1"/>
+        <w:numPr>
+          <w:ilvl w:val="0"/>
+          <w:numId w:val="2"/>
+        </w:numPr>
+        <w:pBdr>
+          <w:top w:space="0" w:sz="0" w:val="nil"/>
+          <w:left w:space="0" w:sz="0" w:val="nil"/>
+          <w:bottom w:space="0" w:sz="0" w:val="nil"/>
+          <w:right w:space="0" w:sz="0" w:val="nil"/>
+          <w:between w:space="0" w:sz="0" w:val="nil"/>
+        </w:pBdr>
+        <w:shd w:fill="ffffff" w:val="clear"/>
+        <w:spacing w:after="100" w:before="0" w:line="276" w:lineRule="auto"/>
+        <w:ind w:left="1100" w:right="0" w:hanging="360"/>
+        <w:jc w:val="left"/>
+      </w:pPr>
+      <w:r>
+        <w:rPr>
+          <w:rtl w:val="0"/>
+        </w:rPr>
+        <w:t xml:space="preserve">Complete functionality for the critical stories</w:t>
       </w:r>
     </w:p>
     <w:p>
@@ -806,7 +1017,7 @@
           <w:szCs w:val="39"/>
         </w:rPr>
       </w:pPr>
-      <w:bookmarkStart w:colFirst="0" w:colLast="0" w:name="_m2r333wfh25w" w:id="6"/>
+      <w:bookmarkStart w:colFirst="0" w:colLast="0" w:name="_3sgn7rc25qvc" w:id="6"/>
       <w:bookmarkEnd w:id="6"/>
       <w:r>
         <w:rPr>
@@ -901,7 +1112,7 @@
           <w:szCs w:val="24"/>
           <w:rtl w:val="0"/>
         </w:rPr>
-        <w:t xml:space="preserve"> Roselynn Berhorst, Gabriel Wilson, Devin Aldenderfer</w:t>
+        <w:t xml:space="preserve"> Devin Aldenderfer, Roselynn Berhorst, Gabriel Wilson</w:t>
         <w:br w:type="textWrapping"/>
       </w:r>
       <w:r>
@@ -1173,245 +1384,11 @@
       </w:rPr>
     </w:lvl>
   </w:abstractNum>
-  <w:abstractNum w:abstractNumId="3">
-    <w:lvl w:ilvl="0">
-      <w:start w:val="1"/>
-      <w:numFmt w:val="bullet"/>
-      <w:lvlText w:val="●"/>
-      <w:lvlJc w:val="left"/>
-      <w:pPr>
-        <w:ind w:left="720" w:hanging="360"/>
-      </w:pPr>
-      <w:rPr>
-        <w:rFonts w:ascii="Arial" w:cs="Arial" w:eastAsia="Arial" w:hAnsi="Arial"/>
-        <w:color w:val="2d3b45"/>
-        <w:sz w:val="24"/>
-        <w:szCs w:val="24"/>
-        <w:u w:val="none"/>
-      </w:rPr>
-    </w:lvl>
-    <w:lvl w:ilvl="1">
-      <w:start w:val="1"/>
-      <w:numFmt w:val="bullet"/>
-      <w:lvlText w:val="○"/>
-      <w:lvlJc w:val="left"/>
-      <w:pPr>
-        <w:ind w:left="1440" w:hanging="360"/>
-      </w:pPr>
-      <w:rPr>
-        <w:u w:val="none"/>
-      </w:rPr>
-    </w:lvl>
-    <w:lvl w:ilvl="2">
-      <w:start w:val="1"/>
-      <w:numFmt w:val="bullet"/>
-      <w:lvlText w:val="■"/>
-      <w:lvlJc w:val="left"/>
-      <w:pPr>
-        <w:ind w:left="2160" w:hanging="360"/>
-      </w:pPr>
-      <w:rPr>
-        <w:u w:val="none"/>
-      </w:rPr>
-    </w:lvl>
-    <w:lvl w:ilvl="3">
-      <w:start w:val="1"/>
-      <w:numFmt w:val="bullet"/>
-      <w:lvlText w:val="●"/>
-      <w:lvlJc w:val="left"/>
-      <w:pPr>
-        <w:ind w:left="2880" w:hanging="360"/>
-      </w:pPr>
-      <w:rPr>
-        <w:u w:val="none"/>
-      </w:rPr>
-    </w:lvl>
-    <w:lvl w:ilvl="4">
-      <w:start w:val="1"/>
-      <w:numFmt w:val="bullet"/>
-      <w:lvlText w:val="○"/>
-      <w:lvlJc w:val="left"/>
-      <w:pPr>
-        <w:ind w:left="3600" w:hanging="360"/>
-      </w:pPr>
-      <w:rPr>
-        <w:u w:val="none"/>
-      </w:rPr>
-    </w:lvl>
-    <w:lvl w:ilvl="5">
-      <w:start w:val="1"/>
-      <w:numFmt w:val="bullet"/>
-      <w:lvlText w:val="■"/>
-      <w:lvlJc w:val="left"/>
-      <w:pPr>
-        <w:ind w:left="4320" w:hanging="360"/>
-      </w:pPr>
-      <w:rPr>
-        <w:u w:val="none"/>
-      </w:rPr>
-    </w:lvl>
-    <w:lvl w:ilvl="6">
-      <w:start w:val="1"/>
-      <w:numFmt w:val="bullet"/>
-      <w:lvlText w:val="●"/>
-      <w:lvlJc w:val="left"/>
-      <w:pPr>
-        <w:ind w:left="5040" w:hanging="360"/>
-      </w:pPr>
-      <w:rPr>
-        <w:u w:val="none"/>
-      </w:rPr>
-    </w:lvl>
-    <w:lvl w:ilvl="7">
-      <w:start w:val="1"/>
-      <w:numFmt w:val="bullet"/>
-      <w:lvlText w:val="○"/>
-      <w:lvlJc w:val="left"/>
-      <w:pPr>
-        <w:ind w:left="5760" w:hanging="360"/>
-      </w:pPr>
-      <w:rPr>
-        <w:u w:val="none"/>
-      </w:rPr>
-    </w:lvl>
-    <w:lvl w:ilvl="8">
-      <w:start w:val="1"/>
-      <w:numFmt w:val="bullet"/>
-      <w:lvlText w:val="■"/>
-      <w:lvlJc w:val="left"/>
-      <w:pPr>
-        <w:ind w:left="6480" w:hanging="360"/>
-      </w:pPr>
-      <w:rPr>
-        <w:u w:val="none"/>
-      </w:rPr>
-    </w:lvl>
-  </w:abstractNum>
-  <w:abstractNum w:abstractNumId="4">
-    <w:lvl w:ilvl="0">
-      <w:start w:val="1"/>
-      <w:numFmt w:val="bullet"/>
-      <w:lvlText w:val="●"/>
-      <w:lvlJc w:val="left"/>
-      <w:pPr>
-        <w:ind w:left="720" w:hanging="360"/>
-      </w:pPr>
-      <w:rPr>
-        <w:rFonts w:ascii="Arial" w:cs="Arial" w:eastAsia="Arial" w:hAnsi="Arial"/>
-        <w:color w:val="2d3b45"/>
-        <w:sz w:val="24"/>
-        <w:szCs w:val="24"/>
-        <w:u w:val="none"/>
-      </w:rPr>
-    </w:lvl>
-    <w:lvl w:ilvl="1">
-      <w:start w:val="1"/>
-      <w:numFmt w:val="bullet"/>
-      <w:lvlText w:val="○"/>
-      <w:lvlJc w:val="left"/>
-      <w:pPr>
-        <w:ind w:left="1440" w:hanging="360"/>
-      </w:pPr>
-      <w:rPr>
-        <w:u w:val="none"/>
-      </w:rPr>
-    </w:lvl>
-    <w:lvl w:ilvl="2">
-      <w:start w:val="1"/>
-      <w:numFmt w:val="bullet"/>
-      <w:lvlText w:val="■"/>
-      <w:lvlJc w:val="left"/>
-      <w:pPr>
-        <w:ind w:left="2160" w:hanging="360"/>
-      </w:pPr>
-      <w:rPr>
-        <w:u w:val="none"/>
-      </w:rPr>
-    </w:lvl>
-    <w:lvl w:ilvl="3">
-      <w:start w:val="1"/>
-      <w:numFmt w:val="bullet"/>
-      <w:lvlText w:val="●"/>
-      <w:lvlJc w:val="left"/>
-      <w:pPr>
-        <w:ind w:left="2880" w:hanging="360"/>
-      </w:pPr>
-      <w:rPr>
-        <w:u w:val="none"/>
-      </w:rPr>
-    </w:lvl>
-    <w:lvl w:ilvl="4">
-      <w:start w:val="1"/>
-      <w:numFmt w:val="bullet"/>
-      <w:lvlText w:val="○"/>
-      <w:lvlJc w:val="left"/>
-      <w:pPr>
-        <w:ind w:left="3600" w:hanging="360"/>
-      </w:pPr>
-      <w:rPr>
-        <w:u w:val="none"/>
-      </w:rPr>
-    </w:lvl>
-    <w:lvl w:ilvl="5">
-      <w:start w:val="1"/>
-      <w:numFmt w:val="bullet"/>
-      <w:lvlText w:val="■"/>
-      <w:lvlJc w:val="left"/>
-      <w:pPr>
-        <w:ind w:left="4320" w:hanging="360"/>
-      </w:pPr>
-      <w:rPr>
-        <w:u w:val="none"/>
-      </w:rPr>
-    </w:lvl>
-    <w:lvl w:ilvl="6">
-      <w:start w:val="1"/>
-      <w:numFmt w:val="bullet"/>
-      <w:lvlText w:val="●"/>
-      <w:lvlJc w:val="left"/>
-      <w:pPr>
-        <w:ind w:left="5040" w:hanging="360"/>
-      </w:pPr>
-      <w:rPr>
-        <w:u w:val="none"/>
-      </w:rPr>
-    </w:lvl>
-    <w:lvl w:ilvl="7">
-      <w:start w:val="1"/>
-      <w:numFmt w:val="bullet"/>
-      <w:lvlText w:val="○"/>
-      <w:lvlJc w:val="left"/>
-      <w:pPr>
-        <w:ind w:left="5760" w:hanging="360"/>
-      </w:pPr>
-      <w:rPr>
-        <w:u w:val="none"/>
-      </w:rPr>
-    </w:lvl>
-    <w:lvl w:ilvl="8">
-      <w:start w:val="1"/>
-      <w:numFmt w:val="bullet"/>
-      <w:lvlText w:val="■"/>
-      <w:lvlJc w:val="left"/>
-      <w:pPr>
-        <w:ind w:left="6480" w:hanging="360"/>
-      </w:pPr>
-      <w:rPr>
-        <w:u w:val="none"/>
-      </w:rPr>
-    </w:lvl>
-  </w:abstractNum>
   <w:num w:numId="1">
     <w:abstractNumId w:val="1"/>
   </w:num>
   <w:num w:numId="2">
     <w:abstractNumId w:val="2"/>
-  </w:num>
-  <w:num w:numId="3">
-    <w:abstractNumId w:val="3"/>
-  </w:num>
-  <w:num w:numId="4">
-    <w:abstractNumId w:val="4"/>
   </w:num>
 </w:numbering>
 </file>
